--- a/flow/20240204_zachala/ap291.docx
+++ b/flow/20240204_zachala/ap291.docx
@@ -64,70 +64,109 @@
         <w:jc w:val="both"/>
         <w:rPr>
           <w:color w:val="000000"/>
-          <w:highlight w:val="yellow"/>
         </w:rPr>
       </w:pPr>
       <w:r>
         <w:rPr>
+          <w:color w:val="000000"/>
+        </w:rPr>
+        <w:t>Сину Тимотею,</w:t>
+      </w:r>
+      <w:r>
+        <w:rPr>
           <w:rStyle w:val="Versetto"/>
         </w:rPr>
-        <w:t>8</w:t>
+        <w:t xml:space="preserve"> </w:t>
       </w:r>
       <w:r>
         <w:rPr>
           <w:rStyle w:val="Versetto"/>
-          <w:highlight w:val="yellow"/>
-        </w:rPr>
-        <w:t>.</w:t>
-      </w:r>
-      <w:r>
-        <w:rPr>
-          <w:color w:val="000000"/>
-          <w:highlight w:val="yellow"/>
-        </w:rPr>
-        <w:t xml:space="preserve"> Ми бо не хочемо, брати, щоб ви не знали про нашу скорботу, яку ми пережили в Азії: ми були над міру й над силу так пригнічені, що не мали вже надії жити. </w:t>
+        </w:rPr>
+        <w:t>8.</w:t>
+      </w:r>
+      <w:r>
+        <w:rPr>
+          <w:color w:val="000000"/>
+        </w:rPr>
+        <w:t xml:space="preserve"> не соромся свідоцтва Господа нашого, ні мене, його в'язня, але </w:t>
+      </w:r>
+      <w:proofErr w:type="spellStart"/>
+      <w:r>
+        <w:rPr>
+          <w:color w:val="000000"/>
+        </w:rPr>
+        <w:t>перенось</w:t>
+      </w:r>
+      <w:proofErr w:type="spellEnd"/>
+      <w:r>
+        <w:rPr>
+          <w:color w:val="000000"/>
+        </w:rPr>
+        <w:t xml:space="preserve"> труди зо мною для </w:t>
+      </w:r>
+      <w:proofErr w:type="spellStart"/>
+      <w:r>
+        <w:rPr>
+          <w:color w:val="000000"/>
+        </w:rPr>
+        <w:t>євангелія</w:t>
+      </w:r>
+      <w:proofErr w:type="spellEnd"/>
+      <w:r>
+        <w:rPr>
+          <w:color w:val="000000"/>
+        </w:rPr>
+        <w:t xml:space="preserve"> за поміччю Бога, </w:t>
       </w:r>
       <w:r>
         <w:rPr>
           <w:rStyle w:val="Versetto"/>
-          <w:highlight w:val="yellow"/>
         </w:rPr>
         <w:t>9.</w:t>
       </w:r>
       <w:r>
         <w:rPr>
           <w:color w:val="000000"/>
-          <w:highlight w:val="yellow"/>
-        </w:rPr>
-        <w:t xml:space="preserve"> Ми мали самі в собі вирок смерти, щоб надіялися не на самих себе, а на Бога, який воскрешає мертвих. </w:t>
+        </w:rPr>
+        <w:t xml:space="preserve"> який спас нас і покликав святим покликанням не за наші діла, а за своєю постановою та благодаттю, що була нам дана в Христі Ісусі перед відвічними часами; </w:t>
       </w:r>
       <w:r>
         <w:rPr>
           <w:rStyle w:val="Versetto"/>
-          <w:highlight w:val="yellow"/>
         </w:rPr>
         <w:t>10.</w:t>
       </w:r>
       <w:r>
         <w:rPr>
           <w:color w:val="000000"/>
-          <w:highlight w:val="yellow"/>
-        </w:rPr>
-        <w:t xml:space="preserve"> Він визволив нас від такої смерти і визволяє далі. Маємо надію, що він ще визволить нас, </w:t>
+        </w:rPr>
+        <w:t xml:space="preserve"> об'явлена ж була тепер через появу Спаса нашого Христа Ісуса, який знищив смерть і освітлив життя й безсмертя </w:t>
+      </w:r>
+      <w:proofErr w:type="spellStart"/>
+      <w:r>
+        <w:rPr>
+          <w:color w:val="000000"/>
+        </w:rPr>
+        <w:t>євангелієм</w:t>
+      </w:r>
+      <w:proofErr w:type="spellEnd"/>
+      <w:r>
+        <w:rPr>
+          <w:color w:val="000000"/>
+        </w:rPr>
+        <w:t xml:space="preserve">, </w:t>
       </w:r>
       <w:r>
         <w:rPr>
           <w:rStyle w:val="Versetto"/>
-          <w:highlight w:val="yellow"/>
         </w:rPr>
         <w:t>11.</w:t>
       </w:r>
       <w:r>
         <w:rPr>
           <w:color w:val="000000"/>
-          <w:highlight w:val="yellow"/>
-        </w:rPr>
-        <w:t xml:space="preserve"> як ви поможете вашою молитвою за нас; щоб за той дар, який нам дається ради багатьох осіб, також багато хто складав за нас подяку. </w:t>
+        </w:rPr>
+        <w:t xml:space="preserve"> для якого я настановлений проповідником, апостолом та вчителем. </w:t>
       </w:r>
     </w:p>
     <w:p>
@@ -138,79 +177,43 @@
         <w:jc w:val="both"/>
         <w:rPr>
           <w:color w:val="000000"/>
-          <w:highlight w:val="yellow"/>
         </w:rPr>
       </w:pPr>
       <w:r>
         <w:rPr>
           <w:rStyle w:val="Versetto"/>
-          <w:highlight w:val="yellow"/>
         </w:rPr>
         <w:t>12.</w:t>
       </w:r>
       <w:r>
         <w:rPr>
           <w:color w:val="000000"/>
-          <w:highlight w:val="yellow"/>
-        </w:rPr>
-        <w:t xml:space="preserve"> Слава наша – свідоцтво нашої совісти, як ми поводились у світі, зокрема щодо вас, у святості й щирості Божій, не в мудрості тілесній, а в Божій благодаті. </w:t>
+        </w:rPr>
+        <w:t xml:space="preserve"> З цієї причини я й терплю це, але не соромлюся, бо знаю, в кого я увірував; і я певен, що він може зберегти те, що мені було довірене на той день. </w:t>
       </w:r>
       <w:r>
         <w:rPr>
           <w:rStyle w:val="Versetto"/>
-          <w:highlight w:val="yellow"/>
         </w:rPr>
         <w:t>13.</w:t>
       </w:r>
       <w:r>
         <w:rPr>
           <w:color w:val="000000"/>
-          <w:highlight w:val="yellow"/>
-        </w:rPr>
-        <w:t xml:space="preserve"> Бо</w:t>
-      </w:r>
-      <w:r>
-        <w:rPr>
-          <w:smallCaps/>
-          <w:color w:val="000000"/>
-          <w:highlight w:val="yellow"/>
-        </w:rPr>
-        <w:t xml:space="preserve"> </w:t>
-      </w:r>
-      <w:r>
-        <w:rPr>
-          <w:color w:val="000000"/>
-          <w:highlight w:val="yellow"/>
-        </w:rPr>
-        <w:t xml:space="preserve">іншого вам не пишемо, як тільки те, що читаєте й розумієте, і надіюся, що зрозумієте це вповні, </w:t>
+        </w:rPr>
+        <w:t xml:space="preserve"> За правило візьми слова здорові, що ти чув від мене у вірі та в любові, яка у Христі Ісусі. </w:t>
       </w:r>
       <w:r>
         <w:rPr>
           <w:rStyle w:val="Versetto"/>
-          <w:highlight w:val="yellow"/>
         </w:rPr>
         <w:t>14.</w:t>
       </w:r>
       <w:r>
         <w:rPr>
           <w:color w:val="000000"/>
-          <w:highlight w:val="yellow"/>
-        </w:rPr>
-        <w:t xml:space="preserve"> як вже зр</w:t>
-      </w:r>
-      <w:r>
-        <w:rPr>
-          <w:color w:val="000000"/>
-          <w:highlight w:val="yellow"/>
-        </w:rPr>
-        <w:t>о</w:t>
-      </w:r>
-      <w:r>
-        <w:rPr>
-          <w:color w:val="000000"/>
-          <w:highlight w:val="yellow"/>
-        </w:rPr>
-        <w:t>зуміли нас почасти, що ми – ваша слава, як і ви – наша в день Господа нашого Ісуса Христа.</w:t>
+        </w:rPr>
+        <w:t xml:space="preserve"> Бережи передання добре Духом Святим, який живе в нас.</w:t>
       </w:r>
     </w:p>
     <w:p>
@@ -220,79 +223,96 @@
         <w:ind w:firstLine="426"/>
         <w:jc w:val="both"/>
         <w:rPr>
+          <w:color w:val="000000"/>
+        </w:rPr>
+      </w:pPr>
+      <w:r>
+        <w:rPr>
+          <w:rStyle w:val="Versetto"/>
+        </w:rPr>
+        <w:t>15.</w:t>
+      </w:r>
+      <w:r>
+        <w:rPr>
+          <w:color w:val="000000"/>
+        </w:rPr>
+        <w:t xml:space="preserve"> Ти знаєш, що всі ті, що в Азії, між ними </w:t>
+      </w:r>
+      <w:proofErr w:type="spellStart"/>
+      <w:r>
+        <w:rPr>
+          <w:color w:val="000000"/>
+        </w:rPr>
+        <w:t>Фігел</w:t>
+      </w:r>
+      <w:proofErr w:type="spellEnd"/>
+      <w:r>
+        <w:rPr>
+          <w:color w:val="000000"/>
+        </w:rPr>
+        <w:t xml:space="preserve"> і </w:t>
+      </w:r>
+      <w:proofErr w:type="spellStart"/>
+      <w:r>
+        <w:rPr>
+          <w:color w:val="000000"/>
+        </w:rPr>
+        <w:t>Ермоген</w:t>
+      </w:r>
+      <w:proofErr w:type="spellEnd"/>
+      <w:r>
+        <w:rPr>
+          <w:color w:val="000000"/>
+        </w:rPr>
+        <w:t xml:space="preserve">, від мене відвернулися. </w:t>
+      </w:r>
+      <w:r>
+        <w:rPr>
+          <w:rStyle w:val="Versetto"/>
+        </w:rPr>
+        <w:t>16.</w:t>
+      </w:r>
+      <w:r>
+        <w:rPr>
+          <w:color w:val="000000"/>
+        </w:rPr>
+        <w:t xml:space="preserve"> Нехай Господь дасть милосердя домові Онисифора, бо він часто мене підбадьорював, не соромивсь моїх кайданів </w:t>
+      </w:r>
+      <w:r>
+        <w:rPr>
+          <w:rStyle w:val="Versetto"/>
+        </w:rPr>
+        <w:t>17.</w:t>
+      </w:r>
+      <w:r>
+        <w:rPr>
+          <w:color w:val="000000"/>
+        </w:rPr>
+        <w:t xml:space="preserve"> і, як був у Римі, шукав мене пильно, і знайшов. </w:t>
+      </w:r>
+      <w:r>
+        <w:rPr>
+          <w:rStyle w:val="Versetto"/>
+        </w:rPr>
+        <w:t>18.</w:t>
+      </w:r>
+      <w:r>
+        <w:rPr>
+          <w:color w:val="000000"/>
+        </w:rPr>
+        <w:t xml:space="preserve"> Хай Господь дасть йому найти милосердя в той день. А скільки послуг він зробив мені в Ефесі, ти знаєш ліпше від мене.</w:t>
+      </w:r>
+    </w:p>
+    <w:p>
+      <w:pPr>
+        <w:shd w:val="clear" w:color="auto" w:fill="FFFFFF"/>
+        <w:spacing w:line="360" w:lineRule="auto"/>
+        <w:ind w:firstLine="426"/>
+        <w:jc w:val="both"/>
+        <w:rPr>
           <w:rFonts w:ascii="Times New Roman" w:eastAsia="Times New Roman" w:hAnsi="Times New Roman" w:cs="Times New Roman"/>
         </w:rPr>
       </w:pPr>
-      <w:r>
-        <w:rPr>
-          <w:rStyle w:val="Versetto"/>
-          <w:highlight w:val="yellow"/>
-        </w:rPr>
-        <w:t>15.</w:t>
-      </w:r>
-      <w:r>
-        <w:rPr>
-          <w:color w:val="000000"/>
-          <w:highlight w:val="yellow"/>
-        </w:rPr>
-        <w:t xml:space="preserve"> І бувши певен цього, я хотів прийти до вас скорше, щоб удруге ви мали радість, </w:t>
-      </w:r>
-      <w:r>
-        <w:rPr>
-          <w:rStyle w:val="Versetto"/>
-          <w:highlight w:val="yellow"/>
-        </w:rPr>
-        <w:t>16.</w:t>
-      </w:r>
-      <w:r>
-        <w:rPr>
-          <w:color w:val="000000"/>
-          <w:highlight w:val="yellow"/>
-        </w:rPr>
-        <w:t xml:space="preserve"> потім від вас перейти в Македонію і знову з Македонії прийти до вас, щоб ви мене вирядили в Юдею. </w:t>
-      </w:r>
-      <w:r>
-        <w:rPr>
-          <w:rStyle w:val="Versetto"/>
-          <w:highlight w:val="yellow"/>
-        </w:rPr>
-        <w:t>17.</w:t>
-      </w:r>
-      <w:r>
-        <w:rPr>
-          <w:color w:val="000000"/>
-          <w:highlight w:val="yellow"/>
-        </w:rPr>
-        <w:t xml:space="preserve"> Хіба я, маючи те на думці, поводивсь легковажно? Чи те, що я задумую, задумую по-тілесному, так що в мені </w:t>
-      </w:r>
-      <w:r>
-        <w:rPr>
-          <w:color w:val="000000"/>
-          <w:highlight w:val="yellow"/>
-        </w:rPr>
-        <w:t>в</w:t>
-      </w:r>
-      <w:r>
-        <w:rPr>
-          <w:color w:val="000000"/>
-          <w:highlight w:val="yellow"/>
-        </w:rPr>
-        <w:t xml:space="preserve">одночас пробуває і «Так, Так», і «Ні, Ні»? </w:t>
-      </w:r>
-      <w:r>
-        <w:rPr>
-          <w:rStyle w:val="Versetto"/>
-          <w:highlight w:val="yellow"/>
-        </w:rPr>
-        <w:t>18.</w:t>
-      </w:r>
-      <w:r>
-        <w:rPr>
-          <w:color w:val="000000"/>
-          <w:highlight w:val="yellow"/>
-        </w:rPr>
-        <w:t xml:space="preserve"> Бог мені свідок, що наше слово до вас не є «Так» і «Ні».</w:t>
-      </w:r>
     </w:p>
     <w:sectPr>
       <w:pgSz w:w="11906" w:h="16838"/>

--- a/flow/20240204_zachala/ap291.docx
+++ b/flow/20240204_zachala/ap291.docx
@@ -35,25 +35,7 @@
           <w:i/>
           <w:color w:val="FF0000"/>
         </w:rPr>
-        <w:t xml:space="preserve">2 Тим. 291 </w:t>
-      </w:r>
-      <w:proofErr w:type="spellStart"/>
-      <w:r>
-        <w:rPr>
-          <w:rFonts w:ascii="Times New Roman" w:eastAsia="Times New Roman" w:hAnsi="Times New Roman" w:cs="Times New Roman"/>
-          <w:i/>
-          <w:color w:val="FF0000"/>
-        </w:rPr>
-        <w:t>зач</w:t>
-      </w:r>
-      <w:proofErr w:type="spellEnd"/>
-      <w:r>
-        <w:rPr>
-          <w:rFonts w:ascii="Times New Roman" w:eastAsia="Times New Roman" w:hAnsi="Times New Roman" w:cs="Times New Roman"/>
-          <w:i/>
-          <w:color w:val="FF0000"/>
-        </w:rPr>
-        <w:t>.; 1, 8-18.</w:t>
+        <w:t>2 Тим. 291 зач.; 1, 8-18.</w:t>
       </w:r>
     </w:p>
     <w:p>
@@ -68,93 +50,51 @@
       </w:pPr>
       <w:r>
         <w:rPr>
+          <w:rStyle w:val="Versetto"/>
+        </w:rPr>
+        <w:t>8.</w:t>
+      </w:r>
+      <w:r>
+        <w:rPr>
+          <w:color w:val="000000"/>
+        </w:rPr>
+        <w:t xml:space="preserve"> </w:t>
+      </w:r>
+      <w:r>
+        <w:rPr>
           <w:color w:val="000000"/>
         </w:rPr>
         <w:t>Сину Тимотею,</w:t>
       </w:r>
       <w:r>
         <w:rPr>
+          <w:color w:val="000000"/>
+        </w:rPr>
+        <w:t xml:space="preserve"> не соромся свідоцтва Господа нашого, ні мене, його в'язня, але перенось труди зо мною для євангелія за поміччю Бога, </w:t>
+      </w:r>
+      <w:r>
+        <w:rPr>
           <w:rStyle w:val="Versetto"/>
         </w:rPr>
-        <w:t xml:space="preserve"> </w:t>
+        <w:t>9.</w:t>
+      </w:r>
+      <w:r>
+        <w:rPr>
+          <w:color w:val="000000"/>
+        </w:rPr>
+        <w:t xml:space="preserve"> який спас нас і покликав святим покликанням не за наші діла, а за своєю постановою та благодаттю, що була нам дана в Христі Ісусі перед відвічними часами; </w:t>
       </w:r>
       <w:r>
         <w:rPr>
           <w:rStyle w:val="Versetto"/>
         </w:rPr>
-        <w:t>8.</w:t>
-      </w:r>
-      <w:r>
-        <w:rPr>
-          <w:color w:val="000000"/>
-        </w:rPr>
-        <w:t xml:space="preserve"> не соромся свідоцтва Господа нашого, ні мене, його в'язня, але </w:t>
-      </w:r>
-      <w:proofErr w:type="spellStart"/>
-      <w:r>
-        <w:rPr>
-          <w:color w:val="000000"/>
-        </w:rPr>
-        <w:t>перенось</w:t>
-      </w:r>
-      <w:proofErr w:type="spellEnd"/>
-      <w:r>
-        <w:rPr>
-          <w:color w:val="000000"/>
-        </w:rPr>
-        <w:t xml:space="preserve"> труди зо мною для </w:t>
-      </w:r>
-      <w:proofErr w:type="spellStart"/>
-      <w:r>
-        <w:rPr>
-          <w:color w:val="000000"/>
-        </w:rPr>
-        <w:t>євангелія</w:t>
-      </w:r>
-      <w:proofErr w:type="spellEnd"/>
-      <w:r>
-        <w:rPr>
-          <w:color w:val="000000"/>
-        </w:rPr>
-        <w:t xml:space="preserve"> за поміччю Бога, </w:t>
-      </w:r>
-      <w:r>
-        <w:rPr>
-          <w:rStyle w:val="Versetto"/>
-        </w:rPr>
-        <w:t>9.</w:t>
-      </w:r>
-      <w:r>
-        <w:rPr>
-          <w:color w:val="000000"/>
-        </w:rPr>
-        <w:t xml:space="preserve"> який спас нас і покликав святим покликанням не за наші діла, а за своєю постановою та благодаттю, що була нам дана в Христі Ісусі перед відвічними часами; </w:t>
-      </w:r>
-      <w:r>
-        <w:rPr>
-          <w:rStyle w:val="Versetto"/>
-        </w:rPr>
         <w:t>10.</w:t>
       </w:r>
       <w:r>
         <w:rPr>
           <w:color w:val="000000"/>
         </w:rPr>
-        <w:t xml:space="preserve"> об'явлена ж була тепер через появу Спаса нашого Христа Ісуса, який знищив смерть і освітлив життя й безсмертя </w:t>
-      </w:r>
-      <w:proofErr w:type="spellStart"/>
-      <w:r>
-        <w:rPr>
-          <w:color w:val="000000"/>
-        </w:rPr>
-        <w:t>євангелієм</w:t>
-      </w:r>
-      <w:proofErr w:type="spellEnd"/>
-      <w:r>
-        <w:rPr>
-          <w:color w:val="000000"/>
-        </w:rPr>
-        <w:t xml:space="preserve">, </w:t>
+        <w:t xml:space="preserve"> об'явлена ж була тепер через появу Спаса нашого Христа Ісуса, який знищив смерть і освітлив життя й безсмертя євангелієм, </w:t>
       </w:r>
       <w:r>
         <w:rPr>
@@ -236,35 +176,7 @@
         <w:rPr>
           <w:color w:val="000000"/>
         </w:rPr>
-        <w:t xml:space="preserve"> Ти знаєш, що всі ті, що в Азії, між ними </w:t>
-      </w:r>
-      <w:proofErr w:type="spellStart"/>
-      <w:r>
-        <w:rPr>
-          <w:color w:val="000000"/>
-        </w:rPr>
-        <w:t>Фігел</w:t>
-      </w:r>
-      <w:proofErr w:type="spellEnd"/>
-      <w:r>
-        <w:rPr>
-          <w:color w:val="000000"/>
-        </w:rPr>
-        <w:t xml:space="preserve"> і </w:t>
-      </w:r>
-      <w:proofErr w:type="spellStart"/>
-      <w:r>
-        <w:rPr>
-          <w:color w:val="000000"/>
-        </w:rPr>
-        <w:t>Ермоген</w:t>
-      </w:r>
-      <w:proofErr w:type="spellEnd"/>
-      <w:r>
-        <w:rPr>
-          <w:color w:val="000000"/>
-        </w:rPr>
-        <w:t xml:space="preserve">, від мене відвернулися. </w:t>
+        <w:t xml:space="preserve"> Ти знаєш, що всі ті, що в Азії, між ними Фігел і Ермоген, від мене відвернулися. </w:t>
       </w:r>
       <w:r>
         <w:rPr>
